--- a/output/archive/WestravelleData/Proposals/2020/CVL/WA-2020-313/WA-2020-313_CVL_L03_STABILITY_QUOTE_APPROVED.docx
+++ b/output/archive/WestravelleData/Proposals/2020/CVL/WA-2020-313/WA-2020-313_CVL_L03_STABILITY_QUOTE_APPROVED.docx
@@ -52,6 +52,7 @@
     <w:p>
       <w:pPr>
         <w:pStyle w:val="Heading1"/>
+        <w:keepNext/>
       </w:pPr>
       <w:r>
         <w:t>1. PURPOSE</w:t>
@@ -70,6 +71,7 @@
     <w:p>
       <w:pPr>
         <w:pStyle w:val="Heading1"/>
+        <w:keepNext/>
       </w:pPr>
       <w:r>
         <w:t>2. MATERIALS</w:t>
@@ -78,6 +80,8 @@
     <w:p>
       <w:pPr>
         <w:pStyle w:val="ListBullet"/>
+        <w:keepNext/>
+        <w:keepLines/>
       </w:pPr>
       <w:r>
         <w:t>2.1 Stability lot: CVL tablets, lot 3, packed in HDPE bottles with induction seal and desiccant</w:t>
@@ -86,6 +90,8 @@
     <w:p>
       <w:pPr>
         <w:pStyle w:val="ListBullet"/>
+        <w:keepNext/>
+        <w:keepLines/>
       </w:pPr>
       <w:r>
         <w:t>2.2 Quantity required: 420 tablets per condition plus 10% contingency</w:t>
@@ -94,6 +100,7 @@
     <w:p>
       <w:pPr>
         <w:pStyle w:val="ListBullet"/>
+        <w:keepLines/>
       </w:pPr>
       <w:r>
         <w:t>2.3 Reference standard and impurity markers supplied by the client with certificates of analysis</w:t>
@@ -102,12 +109,16 @@
     <w:p>
       <w:pPr>
         <w:pStyle w:val="Heading1"/>
+        <w:keepNext/>
       </w:pPr>
       <w:r>
         <w:t>3. STORAGE CONDITIONS AND PULL SCHEDULE</w:t>
       </w:r>
     </w:p>
     <w:p>
+      <w:pPr>
+        <w:keepNext/>
+      </w:pPr>
       <w:r>
         <w:rPr>
           <w:b/>
@@ -134,6 +145,9 @@
             <w:shd w:val="clear" w:color="auto" w:fill="735434"/>
           </w:tcPr>
           <w:p>
+            <w:pPr>
+              <w:keepNext/>
+            </w:pPr>
             <w:r>
               <w:rPr>
                 <w:b/>
@@ -150,6 +164,9 @@
             <w:shd w:val="clear" w:color="auto" w:fill="735434"/>
           </w:tcPr>
           <w:p>
+            <w:pPr>
+              <w:keepNext/>
+            </w:pPr>
             <w:r>
               <w:rPr>
                 <w:b/>
@@ -166,6 +183,9 @@
             <w:shd w:val="clear" w:color="auto" w:fill="735434"/>
           </w:tcPr>
           <w:p>
+            <w:pPr>
+              <w:keepNext/>
+            </w:pPr>
             <w:r>
               <w:rPr>
                 <w:b/>
@@ -183,6 +203,9 @@
             <w:tcW w:type="dxa" w:w="3137"/>
           </w:tcPr>
           <w:p>
+            <w:pPr>
+              <w:keepNext/>
+            </w:pPr>
             <w:r>
               <w:rPr>
                 <w:sz w:val="18"/>
@@ -196,6 +219,9 @@
             <w:tcW w:type="dxa" w:w="3137"/>
           </w:tcPr>
           <w:p>
+            <w:pPr>
+              <w:keepNext/>
+            </w:pPr>
             <w:r>
               <w:rPr>
                 <w:sz w:val="18"/>
@@ -209,6 +235,9 @@
             <w:tcW w:type="dxa" w:w="3137"/>
           </w:tcPr>
           <w:p>
+            <w:pPr>
+              <w:keepNext/>
+            </w:pPr>
             <w:r>
               <w:rPr>
                 <w:sz w:val="18"/>
@@ -224,6 +253,9 @@
             <w:tcW w:type="dxa" w:w="3137"/>
           </w:tcPr>
           <w:p>
+            <w:pPr>
+              <w:keepNext/>
+            </w:pPr>
             <w:r>
               <w:rPr>
                 <w:sz w:val="18"/>
@@ -237,6 +269,9 @@
             <w:tcW w:type="dxa" w:w="3137"/>
           </w:tcPr>
           <w:p>
+            <w:pPr>
+              <w:keepNext/>
+            </w:pPr>
             <w:r>
               <w:rPr>
                 <w:sz w:val="18"/>
@@ -250,6 +285,9 @@
             <w:tcW w:type="dxa" w:w="3137"/>
           </w:tcPr>
           <w:p>
+            <w:pPr>
+              <w:keepNext/>
+            </w:pPr>
             <w:r>
               <w:rPr>
                 <w:sz w:val="18"/>
@@ -308,8 +346,14 @@
       </w:r>
     </w:p>
     <w:p>
+      <w:r>
+        <w:t>3.2 Dissolution testing is run by Corvenlea Pharmaceuticals plc at its own laboratory on tablets supplied from the same pulls; it is outside this proposal. One-lot data support the client's formulation transfer package, not a shelf-life claim.</w:t>
+      </w:r>
+    </w:p>
+    <w:p>
       <w:pPr>
         <w:pStyle w:val="Heading1"/>
+        <w:keepNext/>
       </w:pPr>
       <w:r>
         <w:t>4. METHOD QUALIFICATION</w:t>
@@ -322,12 +366,18 @@
     </w:p>
     <w:p>
       <w:r>
-        <w:t>4.2 System suitability is run with every sequence; results outside the protocol limits invalidate the sequence.</w:t>
+        <w:t>4.2 Forced degradation (acid, base, oxidation, heat and light) will be used to show that the assay and related-substances method is stability-indicating before the 0-month pull; system suitability is run with every sequence.</w:t>
+      </w:r>
+    </w:p>
+    <w:p>
+      <w:r>
+        <w:t>4.3 Results outside the system suitability limits invalidate the sequence.</w:t>
       </w:r>
     </w:p>
     <w:p>
       <w:pPr>
         <w:pStyle w:val="Heading1"/>
+        <w:keepNext/>
       </w:pPr>
       <w:r>
         <w:t>5. REPORTING</w:t>
@@ -336,6 +386,8 @@
     <w:p>
       <w:pPr>
         <w:pStyle w:val="ListBullet"/>
+        <w:keepNext/>
+        <w:keepLines/>
       </w:pPr>
       <w:r>
         <w:t>5.1 Data summary after each pull (sequence sheets and trend tables)</w:t>
@@ -344,6 +396,8 @@
     <w:p>
       <w:pPr>
         <w:pStyle w:val="ListBullet"/>
+        <w:keepNext/>
+        <w:keepLines/>
       </w:pPr>
       <w:r>
         <w:t>5.2 Interim report at 6 months</w:t>
@@ -352,6 +406,7 @@
     <w:p>
       <w:pPr>
         <w:pStyle w:val="ListBullet"/>
+        <w:keepLines/>
       </w:pPr>
       <w:r>
         <w:t>5.3 Final report at 12 months with trend plots against specification</w:t>
@@ -360,12 +415,16 @@
     <w:p>
       <w:pPr>
         <w:pStyle w:val="Heading1"/>
+        <w:keepNext/>
       </w:pPr>
       <w:r>
         <w:t>6. PRICE</w:t>
       </w:r>
     </w:p>
     <w:p>
+      <w:pPr>
+        <w:keepNext/>
+      </w:pPr>
       <w:r>
         <w:rPr>
           <w:b/>
@@ -391,6 +450,9 @@
             <w:shd w:val="clear" w:color="auto" w:fill="735434"/>
           </w:tcPr>
           <w:p>
+            <w:pPr>
+              <w:keepNext/>
+            </w:pPr>
             <w:r>
               <w:rPr>
                 <w:b/>
@@ -407,6 +469,9 @@
             <w:shd w:val="clear" w:color="auto" w:fill="735434"/>
           </w:tcPr>
           <w:p>
+            <w:pPr>
+              <w:keepNext/>
+            </w:pPr>
             <w:r>
               <w:rPr>
                 <w:b/>
@@ -424,6 +489,9 @@
             <w:tcW w:type="dxa" w:w="4706"/>
           </w:tcPr>
           <w:p>
+            <w:pPr>
+              <w:keepNext/>
+            </w:pPr>
             <w:r>
               <w:rPr>
                 <w:sz w:val="18"/>
@@ -437,6 +505,9 @@
             <w:tcW w:type="dxa" w:w="4706"/>
           </w:tcPr>
           <w:p>
+            <w:pPr>
+              <w:keepNext/>
+            </w:pPr>
             <w:r>
               <w:rPr>
                 <w:sz w:val="18"/>
@@ -452,6 +523,9 @@
             <w:tcW w:type="dxa" w:w="4706"/>
           </w:tcPr>
           <w:p>
+            <w:pPr>
+              <w:keepNext/>
+            </w:pPr>
             <w:r>
               <w:rPr>
                 <w:sz w:val="18"/>
@@ -465,6 +539,9 @@
             <w:tcW w:type="dxa" w:w="4706"/>
           </w:tcPr>
           <w:p>
+            <w:pPr>
+              <w:keepNext/>
+            </w:pPr>
             <w:r>
               <w:rPr>
                 <w:sz w:val="18"/>
@@ -480,6 +557,9 @@
             <w:tcW w:type="dxa" w:w="4706"/>
           </w:tcPr>
           <w:p>
+            <w:pPr>
+              <w:keepNext/>
+            </w:pPr>
             <w:r>
               <w:rPr>
                 <w:sz w:val="18"/>
@@ -493,6 +573,9 @@
             <w:tcW w:type="dxa" w:w="4706"/>
           </w:tcPr>
           <w:p>
+            <w:pPr>
+              <w:keepNext/>
+            </w:pPr>
             <w:r>
               <w:rPr>
                 <w:sz w:val="18"/>
@@ -508,6 +591,9 @@
             <w:tcW w:type="dxa" w:w="4706"/>
           </w:tcPr>
           <w:p>
+            <w:pPr>
+              <w:keepNext/>
+            </w:pPr>
             <w:r>
               <w:rPr>
                 <w:sz w:val="18"/>
@@ -521,6 +607,9 @@
             <w:tcW w:type="dxa" w:w="4706"/>
           </w:tcPr>
           <w:p>
+            <w:pPr>
+              <w:keepNext/>
+            </w:pPr>
             <w:r>
               <w:rPr>
                 <w:sz w:val="18"/>
@@ -568,6 +657,7 @@
     <w:p>
       <w:pPr>
         <w:pStyle w:val="Heading1"/>
+        <w:keepNext/>
       </w:pPr>
       <w:r>
         <w:t>7. ACCEPTANCE</w:t>
@@ -660,11 +750,38 @@
           </w:tcPr>
           <w:p>
             <w:r>
-              <w:rPr>
-                <w:rFonts w:ascii="Georgia" w:hAnsi="Georgia"/>
-                <w:i/>
-              </w:rPr>
-              <w:t>Penrose</w:t>
+              <w:drawing>
+                <wp:inline xmlns:a="http://schemas.openxmlformats.org/drawingml/2006/main" xmlns:pic="http://schemas.openxmlformats.org/drawingml/2006/picture">
+                  <wp:extent cx="982623" cy="324000"/>
+                  <wp:docPr id="1" name="Picture 1"/>
+                  <wp:cNvGraphicFramePr>
+                    <a:graphicFrameLocks noChangeAspect="1"/>
+                  </wp:cNvGraphicFramePr>
+                  <a:graphic>
+                    <a:graphicData uri="http://schemas.openxmlformats.org/drawingml/2006/picture">
+                      <pic:pic>
+                        <pic:nvPicPr>
+                          <pic:cNvPr id="0" name="image.png"/>
+                          <pic:cNvPicPr/>
+                        </pic:nvPicPr>
+                        <pic:blipFill>
+                          <a:blip r:embed="rId11"/>
+                          <a:stretch>
+                            <a:fillRect/>
+                          </a:stretch>
+                        </pic:blipFill>
+                        <pic:spPr>
+                          <a:xfrm>
+                            <a:off x="0" y="0"/>
+                            <a:ext cx="982623" cy="324000"/>
+                          </a:xfrm>
+                          <a:prstGeom prst="rect"/>
+                        </pic:spPr>
+                      </pic:pic>
+                    </a:graphicData>
+                  </a:graphic>
+                </wp:inline>
+              </w:drawing>
             </w:r>
           </w:p>
         </w:tc>
